--- a/Di-bootcamp/week2/day3/DC/Расшифровка кода.docx
+++ b/Di-bootcamp/week2/day3/DC/Расшифровка кода.docx
@@ -29,13 +29,6 @@
           <w:lang w:val="en-US"/>
         </w:rPr>
       </w:pPr>
-    </w:p>
-    <w:p>
-      <w:pPr>
-        <w:rPr>
-          <w:lang w:val="en-US"/>
-        </w:rPr>
-      </w:pPr>
       <w:proofErr w:type="gramStart"/>
       <w:r>
         <w:rPr>
@@ -679,6 +672,992 @@
           <w:lang w:val="en-US"/>
         </w:rPr>
         <w:t>__(self):</w:t>
+      </w:r>
+    </w:p>
+    <w:p>
+      <w:pPr>
+        <w:rPr>
+          <w:lang w:val="en-US"/>
+        </w:rPr>
+      </w:pPr>
+      <w:r>
+        <w:rPr>
+          <w:lang w:val="en-US"/>
+        </w:rPr>
+        <w:t xml:space="preserve">        </w:t>
+      </w:r>
+      <w:proofErr w:type="gramStart"/>
+      <w:r>
+        <w:rPr>
+          <w:lang w:val="en-US"/>
+        </w:rPr>
+        <w:t>return</w:t>
+      </w:r>
+      <w:proofErr w:type="gramEnd"/>
+      <w:r>
+        <w:rPr>
+          <w:lang w:val="en-US"/>
+        </w:rPr>
+        <w:t xml:space="preserve"> </w:t>
+      </w:r>
+      <w:proofErr w:type="spellStart"/>
+      <w:r>
+        <w:rPr>
+          <w:lang w:val="en-US"/>
+        </w:rPr>
+        <w:t>f"Circle</w:t>
+      </w:r>
+      <w:proofErr w:type="spellEnd"/>
+      <w:r>
+        <w:rPr>
+          <w:lang w:val="en-US"/>
+        </w:rPr>
+        <w:t>(radius={self.radius:.2f})"</w:t>
+      </w:r>
+    </w:p>
+    <w:p>
+      <w:pPr>
+        <w:rPr>
+          <w:lang w:val="en-US"/>
+        </w:rPr>
+      </w:pPr>
+    </w:p>
+    <w:p>
+      <w:pPr>
+        <w:rPr>
+          <w:lang w:val="en-US"/>
+        </w:rPr>
+      </w:pPr>
+      <w:r>
+        <w:rPr>
+          <w:lang w:val="en-US"/>
+        </w:rPr>
+        <w:t xml:space="preserve">    # </w:t>
+      </w:r>
+      <w:proofErr w:type="spellStart"/>
+      <w:r>
+        <w:rPr>
+          <w:lang w:val="en-US"/>
+        </w:rPr>
+        <w:t>Dunder</w:t>
+      </w:r>
+      <w:proofErr w:type="spellEnd"/>
+      <w:r>
+        <w:rPr>
+          <w:lang w:val="en-US"/>
+        </w:rPr>
+        <w:t xml:space="preserve"> method to add two circles</w:t>
+      </w:r>
+    </w:p>
+    <w:p>
+      <w:pPr>
+        <w:rPr>
+          <w:lang w:val="en-US"/>
+        </w:rPr>
+      </w:pPr>
+      <w:r>
+        <w:rPr>
+          <w:lang w:val="en-US"/>
+        </w:rPr>
+        <w:t xml:space="preserve">    </w:t>
+      </w:r>
+      <w:proofErr w:type="gramStart"/>
+      <w:r>
+        <w:rPr>
+          <w:lang w:val="en-US"/>
+        </w:rPr>
+        <w:t>def</w:t>
+      </w:r>
+      <w:proofErr w:type="gramEnd"/>
+      <w:r>
+        <w:rPr>
+          <w:lang w:val="en-US"/>
+        </w:rPr>
+        <w:t xml:space="preserve"> __add__(self, other):</w:t>
+      </w:r>
+    </w:p>
+    <w:p>
+      <w:pPr>
+        <w:rPr>
+          <w:lang w:val="en-US"/>
+        </w:rPr>
+      </w:pPr>
+      <w:r>
+        <w:rPr>
+          <w:lang w:val="en-US"/>
+        </w:rPr>
+        <w:t xml:space="preserve">        </w:t>
+      </w:r>
+      <w:proofErr w:type="gramStart"/>
+      <w:r>
+        <w:rPr>
+          <w:lang w:val="en-US"/>
+        </w:rPr>
+        <w:t>if</w:t>
+      </w:r>
+      <w:proofErr w:type="gramEnd"/>
+      <w:r>
+        <w:rPr>
+          <w:lang w:val="en-US"/>
+        </w:rPr>
+        <w:t xml:space="preserve"> </w:t>
+      </w:r>
+      <w:proofErr w:type="spellStart"/>
+      <w:r>
+        <w:rPr>
+          <w:lang w:val="en-US"/>
+        </w:rPr>
+        <w:t>isinstance</w:t>
+      </w:r>
+      <w:proofErr w:type="spellEnd"/>
+      <w:r>
+        <w:rPr>
+          <w:lang w:val="en-US"/>
+        </w:rPr>
+        <w:t>(other, Circle):</w:t>
+      </w:r>
+    </w:p>
+    <w:p>
+      <w:pPr>
+        <w:rPr>
+          <w:lang w:val="en-US"/>
+        </w:rPr>
+      </w:pPr>
+      <w:r>
+        <w:rPr>
+          <w:lang w:val="en-US"/>
+        </w:rPr>
+        <w:t xml:space="preserve">            </w:t>
+      </w:r>
+      <w:proofErr w:type="gramStart"/>
+      <w:r>
+        <w:rPr>
+          <w:lang w:val="en-US"/>
+        </w:rPr>
+        <w:t>return</w:t>
+      </w:r>
+      <w:proofErr w:type="gramEnd"/>
+      <w:r>
+        <w:rPr>
+          <w:lang w:val="en-US"/>
+        </w:rPr>
+        <w:t xml:space="preserve"> Circle(radius=</w:t>
+      </w:r>
+      <w:proofErr w:type="spellStart"/>
+      <w:r>
+        <w:rPr>
+          <w:lang w:val="en-US"/>
+        </w:rPr>
+        <w:t>self.radius</w:t>
+      </w:r>
+      <w:proofErr w:type="spellEnd"/>
+      <w:r>
+        <w:rPr>
+          <w:lang w:val="en-US"/>
+        </w:rPr>
+        <w:t xml:space="preserve"> + </w:t>
+      </w:r>
+      <w:proofErr w:type="spellStart"/>
+      <w:r>
+        <w:rPr>
+          <w:lang w:val="en-US"/>
+        </w:rPr>
+        <w:t>other.radius</w:t>
+      </w:r>
+      <w:proofErr w:type="spellEnd"/>
+      <w:r>
+        <w:rPr>
+          <w:lang w:val="en-US"/>
+        </w:rPr>
+        <w:t>)</w:t>
+      </w:r>
+    </w:p>
+    <w:p>
+      <w:pPr>
+        <w:rPr>
+          <w:lang w:val="en-US"/>
+        </w:rPr>
+      </w:pPr>
+      <w:r>
+        <w:rPr>
+          <w:lang w:val="en-US"/>
+        </w:rPr>
+        <w:t xml:space="preserve">        </w:t>
+      </w:r>
+      <w:proofErr w:type="gramStart"/>
+      <w:r>
+        <w:rPr>
+          <w:lang w:val="en-US"/>
+        </w:rPr>
+        <w:t>return</w:t>
+      </w:r>
+      <w:proofErr w:type="gramEnd"/>
+      <w:r>
+        <w:rPr>
+          <w:lang w:val="en-US"/>
+        </w:rPr>
+        <w:t xml:space="preserve"> </w:t>
+      </w:r>
+      <w:proofErr w:type="spellStart"/>
+      <w:r>
+        <w:rPr>
+          <w:lang w:val="en-US"/>
+        </w:rPr>
+        <w:t>NotImplemented</w:t>
+      </w:r>
+      <w:proofErr w:type="spellEnd"/>
+    </w:p>
+    <w:p>
+      <w:pPr>
+        <w:rPr>
+          <w:lang w:val="en-US"/>
+        </w:rPr>
+      </w:pPr>
+    </w:p>
+    <w:p>
+      <w:pPr>
+        <w:rPr>
+          <w:lang w:val="en-US"/>
+        </w:rPr>
+      </w:pPr>
+      <w:r>
+        <w:rPr>
+          <w:lang w:val="en-US"/>
+        </w:rPr>
+        <w:t xml:space="preserve">    # Comparison </w:t>
+      </w:r>
+      <w:proofErr w:type="spellStart"/>
+      <w:r>
+        <w:rPr>
+          <w:lang w:val="en-US"/>
+        </w:rPr>
+        <w:t>dunder</w:t>
+      </w:r>
+      <w:proofErr w:type="spellEnd"/>
+      <w:r>
+        <w:rPr>
+          <w:lang w:val="en-US"/>
+        </w:rPr>
+        <w:t xml:space="preserve"> methods</w:t>
+      </w:r>
+    </w:p>
+    <w:p>
+      <w:pPr>
+        <w:rPr>
+          <w:lang w:val="en-US"/>
+        </w:rPr>
+      </w:pPr>
+      <w:r>
+        <w:rPr>
+          <w:lang w:val="en-US"/>
+        </w:rPr>
+        <w:t xml:space="preserve">    </w:t>
+      </w:r>
+      <w:proofErr w:type="gramStart"/>
+      <w:r>
+        <w:rPr>
+          <w:lang w:val="en-US"/>
+        </w:rPr>
+        <w:t>def</w:t>
+      </w:r>
+      <w:proofErr w:type="gramEnd"/>
+      <w:r>
+        <w:rPr>
+          <w:lang w:val="en-US"/>
+        </w:rPr>
+        <w:t xml:space="preserve"> __</w:t>
+      </w:r>
+      <w:proofErr w:type="spellStart"/>
+      <w:r>
+        <w:rPr>
+          <w:lang w:val="en-US"/>
+        </w:rPr>
+        <w:t>eq</w:t>
+      </w:r>
+      <w:proofErr w:type="spellEnd"/>
+      <w:r>
+        <w:rPr>
+          <w:lang w:val="en-US"/>
+        </w:rPr>
+        <w:t>__(self, other):</w:t>
+      </w:r>
+    </w:p>
+    <w:p>
+      <w:pPr>
+        <w:rPr>
+          <w:lang w:val="en-US"/>
+        </w:rPr>
+      </w:pPr>
+      <w:r>
+        <w:rPr>
+          <w:lang w:val="en-US"/>
+        </w:rPr>
+        <w:t xml:space="preserve">        </w:t>
+      </w:r>
+      <w:proofErr w:type="gramStart"/>
+      <w:r>
+        <w:rPr>
+          <w:lang w:val="en-US"/>
+        </w:rPr>
+        <w:t>if</w:t>
+      </w:r>
+      <w:proofErr w:type="gramEnd"/>
+      <w:r>
+        <w:rPr>
+          <w:lang w:val="en-US"/>
+        </w:rPr>
+        <w:t xml:space="preserve"> </w:t>
+      </w:r>
+      <w:proofErr w:type="spellStart"/>
+      <w:r>
+        <w:rPr>
+          <w:lang w:val="en-US"/>
+        </w:rPr>
+        <w:t>isinstance</w:t>
+      </w:r>
+      <w:proofErr w:type="spellEnd"/>
+      <w:r>
+        <w:rPr>
+          <w:lang w:val="en-US"/>
+        </w:rPr>
+        <w:t>(other, Circle):</w:t>
+      </w:r>
+    </w:p>
+    <w:p>
+      <w:pPr>
+        <w:rPr>
+          <w:lang w:val="en-US"/>
+        </w:rPr>
+      </w:pPr>
+      <w:r>
+        <w:rPr>
+          <w:lang w:val="en-US"/>
+        </w:rPr>
+        <w:t xml:space="preserve">            </w:t>
+      </w:r>
+      <w:proofErr w:type="gramStart"/>
+      <w:r>
+        <w:rPr>
+          <w:lang w:val="en-US"/>
+        </w:rPr>
+        <w:t>return</w:t>
+      </w:r>
+      <w:proofErr w:type="gramEnd"/>
+      <w:r>
+        <w:rPr>
+          <w:lang w:val="en-US"/>
+        </w:rPr>
+        <w:t xml:space="preserve"> </w:t>
+      </w:r>
+      <w:proofErr w:type="spellStart"/>
+      <w:r>
+        <w:rPr>
+          <w:lang w:val="en-US"/>
+        </w:rPr>
+        <w:t>self.radius</w:t>
+      </w:r>
+      <w:proofErr w:type="spellEnd"/>
+      <w:r>
+        <w:rPr>
+          <w:lang w:val="en-US"/>
+        </w:rPr>
+        <w:t xml:space="preserve"> == </w:t>
+      </w:r>
+      <w:proofErr w:type="spellStart"/>
+      <w:r>
+        <w:rPr>
+          <w:lang w:val="en-US"/>
+        </w:rPr>
+        <w:t>other.radius</w:t>
+      </w:r>
+      <w:proofErr w:type="spellEnd"/>
+    </w:p>
+    <w:p>
+      <w:pPr>
+        <w:rPr>
+          <w:lang w:val="en-US"/>
+        </w:rPr>
+      </w:pPr>
+      <w:r>
+        <w:rPr>
+          <w:lang w:val="en-US"/>
+        </w:rPr>
+        <w:t xml:space="preserve">        </w:t>
+      </w:r>
+      <w:proofErr w:type="gramStart"/>
+      <w:r>
+        <w:rPr>
+          <w:lang w:val="en-US"/>
+        </w:rPr>
+        <w:t>return</w:t>
+      </w:r>
+      <w:proofErr w:type="gramEnd"/>
+      <w:r>
+        <w:rPr>
+          <w:lang w:val="en-US"/>
+        </w:rPr>
+        <w:t xml:space="preserve"> </w:t>
+      </w:r>
+      <w:proofErr w:type="spellStart"/>
+      <w:r>
+        <w:rPr>
+          <w:lang w:val="en-US"/>
+        </w:rPr>
+        <w:t>NotImplemented</w:t>
+      </w:r>
+      <w:proofErr w:type="spellEnd"/>
+    </w:p>
+    <w:p>
+      <w:pPr>
+        <w:rPr>
+          <w:lang w:val="en-US"/>
+        </w:rPr>
+      </w:pPr>
+    </w:p>
+    <w:p>
+      <w:pPr>
+        <w:rPr>
+          <w:lang w:val="en-US"/>
+        </w:rPr>
+      </w:pPr>
+      <w:r>
+        <w:rPr>
+          <w:lang w:val="en-US"/>
+        </w:rPr>
+        <w:t xml:space="preserve">    </w:t>
+      </w:r>
+      <w:proofErr w:type="gramStart"/>
+      <w:r>
+        <w:rPr>
+          <w:lang w:val="en-US"/>
+        </w:rPr>
+        <w:t>def</w:t>
+      </w:r>
+      <w:proofErr w:type="gramEnd"/>
+      <w:r>
+        <w:rPr>
+          <w:lang w:val="en-US"/>
+        </w:rPr>
+        <w:t xml:space="preserve"> __</w:t>
+      </w:r>
+      <w:proofErr w:type="spellStart"/>
+      <w:r>
+        <w:rPr>
+          <w:lang w:val="en-US"/>
+        </w:rPr>
+        <w:t>lt</w:t>
+      </w:r>
+      <w:proofErr w:type="spellEnd"/>
+      <w:r>
+        <w:rPr>
+          <w:lang w:val="en-US"/>
+        </w:rPr>
+        <w:t>__(self, other):</w:t>
+      </w:r>
+    </w:p>
+    <w:p>
+      <w:pPr>
+        <w:rPr>
+          <w:lang w:val="en-US"/>
+        </w:rPr>
+      </w:pPr>
+      <w:r>
+        <w:rPr>
+          <w:lang w:val="en-US"/>
+        </w:rPr>
+        <w:t xml:space="preserve">        </w:t>
+      </w:r>
+      <w:proofErr w:type="gramStart"/>
+      <w:r>
+        <w:rPr>
+          <w:lang w:val="en-US"/>
+        </w:rPr>
+        <w:t>if</w:t>
+      </w:r>
+      <w:proofErr w:type="gramEnd"/>
+      <w:r>
+        <w:rPr>
+          <w:lang w:val="en-US"/>
+        </w:rPr>
+        <w:t xml:space="preserve"> </w:t>
+      </w:r>
+      <w:proofErr w:type="spellStart"/>
+      <w:r>
+        <w:rPr>
+          <w:lang w:val="en-US"/>
+        </w:rPr>
+        <w:t>isinstance</w:t>
+      </w:r>
+      <w:proofErr w:type="spellEnd"/>
+      <w:r>
+        <w:rPr>
+          <w:lang w:val="en-US"/>
+        </w:rPr>
+        <w:t>(other, Circle):</w:t>
+      </w:r>
+    </w:p>
+    <w:p>
+      <w:pPr>
+        <w:rPr>
+          <w:lang w:val="en-US"/>
+        </w:rPr>
+      </w:pPr>
+      <w:r>
+        <w:rPr>
+          <w:lang w:val="en-US"/>
+        </w:rPr>
+        <w:t xml:space="preserve">            </w:t>
+      </w:r>
+      <w:proofErr w:type="gramStart"/>
+      <w:r>
+        <w:rPr>
+          <w:lang w:val="en-US"/>
+        </w:rPr>
+        <w:t>return</w:t>
+      </w:r>
+      <w:proofErr w:type="gramEnd"/>
+      <w:r>
+        <w:rPr>
+          <w:lang w:val="en-US"/>
+        </w:rPr>
+        <w:t xml:space="preserve"> </w:t>
+      </w:r>
+      <w:proofErr w:type="spellStart"/>
+      <w:r>
+        <w:rPr>
+          <w:lang w:val="en-US"/>
+        </w:rPr>
+        <w:t>self.radius</w:t>
+      </w:r>
+      <w:proofErr w:type="spellEnd"/>
+      <w:r>
+        <w:rPr>
+          <w:lang w:val="en-US"/>
+        </w:rPr>
+        <w:t xml:space="preserve"> &lt; </w:t>
+      </w:r>
+      <w:proofErr w:type="spellStart"/>
+      <w:r>
+        <w:rPr>
+          <w:lang w:val="en-US"/>
+        </w:rPr>
+        <w:t>other.radius</w:t>
+      </w:r>
+      <w:proofErr w:type="spellEnd"/>
+    </w:p>
+    <w:p>
+      <w:pPr>
+        <w:rPr>
+          <w:lang w:val="en-US"/>
+        </w:rPr>
+      </w:pPr>
+      <w:r>
+        <w:rPr>
+          <w:lang w:val="en-US"/>
+        </w:rPr>
+        <w:t xml:space="preserve">        </w:t>
+      </w:r>
+      <w:proofErr w:type="gramStart"/>
+      <w:r>
+        <w:rPr>
+          <w:lang w:val="en-US"/>
+        </w:rPr>
+        <w:t>return</w:t>
+      </w:r>
+      <w:proofErr w:type="gramEnd"/>
+      <w:r>
+        <w:rPr>
+          <w:lang w:val="en-US"/>
+        </w:rPr>
+        <w:t xml:space="preserve"> </w:t>
+      </w:r>
+      <w:proofErr w:type="spellStart"/>
+      <w:r>
+        <w:rPr>
+          <w:lang w:val="en-US"/>
+        </w:rPr>
+        <w:t>NotImplemented</w:t>
+      </w:r>
+      <w:proofErr w:type="spellEnd"/>
+    </w:p>
+    <w:p>
+      <w:pPr>
+        <w:rPr>
+          <w:lang w:val="en-US"/>
+        </w:rPr>
+      </w:pPr>
+    </w:p>
+    <w:p>
+      <w:pPr>
+        <w:rPr>
+          <w:lang w:val="en-US"/>
+        </w:rPr>
+      </w:pPr>
+      <w:r>
+        <w:rPr>
+          <w:lang w:val="en-US"/>
+        </w:rPr>
+        <w:t xml:space="preserve">    </w:t>
+      </w:r>
+      <w:proofErr w:type="gramStart"/>
+      <w:r>
+        <w:rPr>
+          <w:lang w:val="en-US"/>
+        </w:rPr>
+        <w:t>def</w:t>
+      </w:r>
+      <w:proofErr w:type="gramEnd"/>
+      <w:r>
+        <w:rPr>
+          <w:lang w:val="en-US"/>
+        </w:rPr>
+        <w:t xml:space="preserve"> __le__(self, other):</w:t>
+      </w:r>
+    </w:p>
+    <w:p>
+      <w:pPr>
+        <w:rPr>
+          <w:lang w:val="en-US"/>
+        </w:rPr>
+      </w:pPr>
+      <w:r>
+        <w:rPr>
+          <w:lang w:val="en-US"/>
+        </w:rPr>
+        <w:t xml:space="preserve">        </w:t>
+      </w:r>
+      <w:proofErr w:type="gramStart"/>
+      <w:r>
+        <w:rPr>
+          <w:lang w:val="en-US"/>
+        </w:rPr>
+        <w:t>if</w:t>
+      </w:r>
+      <w:proofErr w:type="gramEnd"/>
+      <w:r>
+        <w:rPr>
+          <w:lang w:val="en-US"/>
+        </w:rPr>
+        <w:t xml:space="preserve"> </w:t>
+      </w:r>
+      <w:proofErr w:type="spellStart"/>
+      <w:r>
+        <w:rPr>
+          <w:lang w:val="en-US"/>
+        </w:rPr>
+        <w:t>isinstance</w:t>
+      </w:r>
+      <w:proofErr w:type="spellEnd"/>
+      <w:r>
+        <w:rPr>
+          <w:lang w:val="en-US"/>
+        </w:rPr>
+        <w:t>(other, Circle):</w:t>
+      </w:r>
+    </w:p>
+    <w:p>
+      <w:pPr>
+        <w:rPr>
+          <w:lang w:val="en-US"/>
+        </w:rPr>
+      </w:pPr>
+      <w:r>
+        <w:rPr>
+          <w:lang w:val="en-US"/>
+        </w:rPr>
+        <w:t xml:space="preserve">            </w:t>
+      </w:r>
+      <w:proofErr w:type="gramStart"/>
+      <w:r>
+        <w:rPr>
+          <w:lang w:val="en-US"/>
+        </w:rPr>
+        <w:t>return</w:t>
+      </w:r>
+      <w:proofErr w:type="gramEnd"/>
+      <w:r>
+        <w:rPr>
+          <w:lang w:val="en-US"/>
+        </w:rPr>
+        <w:t xml:space="preserve"> </w:t>
+      </w:r>
+      <w:proofErr w:type="spellStart"/>
+      <w:r>
+        <w:rPr>
+          <w:lang w:val="en-US"/>
+        </w:rPr>
+        <w:t>self.radius</w:t>
+      </w:r>
+      <w:proofErr w:type="spellEnd"/>
+      <w:r>
+        <w:rPr>
+          <w:lang w:val="en-US"/>
+        </w:rPr>
+        <w:t xml:space="preserve"> &lt;= </w:t>
+      </w:r>
+      <w:proofErr w:type="spellStart"/>
+      <w:r>
+        <w:rPr>
+          <w:lang w:val="en-US"/>
+        </w:rPr>
+        <w:t>other.radius</w:t>
+      </w:r>
+      <w:proofErr w:type="spellEnd"/>
+    </w:p>
+    <w:p>
+      <w:pPr>
+        <w:rPr>
+          <w:lang w:val="en-US"/>
+        </w:rPr>
+      </w:pPr>
+      <w:r>
+        <w:rPr>
+          <w:lang w:val="en-US"/>
+        </w:rPr>
+        <w:t xml:space="preserve">        </w:t>
+      </w:r>
+      <w:proofErr w:type="gramStart"/>
+      <w:r>
+        <w:rPr>
+          <w:lang w:val="en-US"/>
+        </w:rPr>
+        <w:t>return</w:t>
+      </w:r>
+      <w:proofErr w:type="gramEnd"/>
+      <w:r>
+        <w:rPr>
+          <w:lang w:val="en-US"/>
+        </w:rPr>
+        <w:t xml:space="preserve"> </w:t>
+      </w:r>
+      <w:proofErr w:type="spellStart"/>
+      <w:r>
+        <w:rPr>
+          <w:lang w:val="en-US"/>
+        </w:rPr>
+        <w:t>NotImplemented</w:t>
+      </w:r>
+      <w:proofErr w:type="spellEnd"/>
+    </w:p>
+    <w:p>
+      <w:pPr>
+        <w:rPr>
+          <w:lang w:val="en-US"/>
+        </w:rPr>
+      </w:pPr>
+    </w:p>
+    <w:p>
+      <w:pPr>
+        <w:rPr>
+          <w:lang w:val="en-US"/>
+        </w:rPr>
+      </w:pPr>
+      <w:r>
+        <w:rPr>
+          <w:lang w:val="en-US"/>
+        </w:rPr>
+        <w:t xml:space="preserve">    </w:t>
+      </w:r>
+      <w:proofErr w:type="gramStart"/>
+      <w:r>
+        <w:rPr>
+          <w:lang w:val="en-US"/>
+        </w:rPr>
+        <w:t>def</w:t>
+      </w:r>
+      <w:proofErr w:type="gramEnd"/>
+      <w:r>
+        <w:rPr>
+          <w:lang w:val="en-US"/>
+        </w:rPr>
+        <w:t xml:space="preserve"> __</w:t>
+      </w:r>
+      <w:proofErr w:type="spellStart"/>
+      <w:r>
+        <w:rPr>
+          <w:lang w:val="en-US"/>
+        </w:rPr>
+        <w:t>gt</w:t>
+      </w:r>
+      <w:proofErr w:type="spellEnd"/>
+      <w:r>
+        <w:rPr>
+          <w:lang w:val="en-US"/>
+        </w:rPr>
+        <w:t>__(self, other):</w:t>
+      </w:r>
+    </w:p>
+    <w:p>
+      <w:pPr>
+        <w:rPr>
+          <w:lang w:val="en-US"/>
+        </w:rPr>
+      </w:pPr>
+      <w:r>
+        <w:rPr>
+          <w:lang w:val="en-US"/>
+        </w:rPr>
+        <w:t xml:space="preserve">        </w:t>
+      </w:r>
+      <w:proofErr w:type="gramStart"/>
+      <w:r>
+        <w:rPr>
+          <w:lang w:val="en-US"/>
+        </w:rPr>
+        <w:t>if</w:t>
+      </w:r>
+      <w:proofErr w:type="gramEnd"/>
+      <w:r>
+        <w:rPr>
+          <w:lang w:val="en-US"/>
+        </w:rPr>
+        <w:t xml:space="preserve"> </w:t>
+      </w:r>
+      <w:proofErr w:type="spellStart"/>
+      <w:r>
+        <w:rPr>
+          <w:lang w:val="en-US"/>
+        </w:rPr>
+        <w:t>isinstance</w:t>
+      </w:r>
+      <w:proofErr w:type="spellEnd"/>
+      <w:r>
+        <w:rPr>
+          <w:lang w:val="en-US"/>
+        </w:rPr>
+        <w:t>(other, Circle):</w:t>
+      </w:r>
+    </w:p>
+    <w:p>
+      <w:pPr>
+        <w:rPr>
+          <w:lang w:val="en-US"/>
+        </w:rPr>
+      </w:pPr>
+      <w:r>
+        <w:rPr>
+          <w:lang w:val="en-US"/>
+        </w:rPr>
+        <w:t xml:space="preserve">            </w:t>
+      </w:r>
+      <w:proofErr w:type="gramStart"/>
+      <w:r>
+        <w:rPr>
+          <w:lang w:val="en-US"/>
+        </w:rPr>
+        <w:t>return</w:t>
+      </w:r>
+      <w:proofErr w:type="gramEnd"/>
+      <w:r>
+        <w:rPr>
+          <w:lang w:val="en-US"/>
+        </w:rPr>
+        <w:t xml:space="preserve"> </w:t>
+      </w:r>
+      <w:proofErr w:type="spellStart"/>
+      <w:r>
+        <w:rPr>
+          <w:lang w:val="en-US"/>
+        </w:rPr>
+        <w:t>self.radius</w:t>
+      </w:r>
+      <w:proofErr w:type="spellEnd"/>
+      <w:r>
+        <w:rPr>
+          <w:lang w:val="en-US"/>
+        </w:rPr>
+        <w:t xml:space="preserve"> &gt; </w:t>
+      </w:r>
+      <w:proofErr w:type="spellStart"/>
+      <w:r>
+        <w:rPr>
+          <w:lang w:val="en-US"/>
+        </w:rPr>
+        <w:t>other.radius</w:t>
+      </w:r>
+      <w:proofErr w:type="spellEnd"/>
+    </w:p>
+    <w:p>
+      <w:pPr>
+        <w:rPr>
+          <w:lang w:val="en-US"/>
+        </w:rPr>
+      </w:pPr>
+      <w:r>
+        <w:rPr>
+          <w:lang w:val="en-US"/>
+        </w:rPr>
+        <w:t xml:space="preserve">        </w:t>
+      </w:r>
+      <w:proofErr w:type="gramStart"/>
+      <w:r>
+        <w:rPr>
+          <w:lang w:val="en-US"/>
+        </w:rPr>
+        <w:t>return</w:t>
+      </w:r>
+      <w:proofErr w:type="gramEnd"/>
+      <w:r>
+        <w:rPr>
+          <w:lang w:val="en-US"/>
+        </w:rPr>
+        <w:t xml:space="preserve"> </w:t>
+      </w:r>
+      <w:proofErr w:type="spellStart"/>
+      <w:r>
+        <w:rPr>
+          <w:lang w:val="en-US"/>
+        </w:rPr>
+        <w:t>NotImplemented</w:t>
+      </w:r>
+      <w:proofErr w:type="spellEnd"/>
+    </w:p>
+    <w:p>
+      <w:pPr>
+        <w:rPr>
+          <w:lang w:val="en-US"/>
+        </w:rPr>
+      </w:pPr>
+    </w:p>
+    <w:p>
+      <w:pPr>
+        <w:rPr>
+          <w:lang w:val="en-US"/>
+        </w:rPr>
+      </w:pPr>
+      <w:r>
+        <w:rPr>
+          <w:lang w:val="en-US"/>
+        </w:rPr>
+        <w:t xml:space="preserve">    </w:t>
+      </w:r>
+      <w:proofErr w:type="gramStart"/>
+      <w:r>
+        <w:rPr>
+          <w:lang w:val="en-US"/>
+        </w:rPr>
+        <w:t>def</w:t>
+      </w:r>
+      <w:proofErr w:type="gramEnd"/>
+      <w:r>
+        <w:rPr>
+          <w:lang w:val="en-US"/>
+        </w:rPr>
+        <w:t xml:space="preserve"> __</w:t>
+      </w:r>
+      <w:proofErr w:type="spellStart"/>
+      <w:r>
+        <w:rPr>
+          <w:lang w:val="en-US"/>
+        </w:rPr>
+        <w:t>ge</w:t>
+      </w:r>
+      <w:proofErr w:type="spellEnd"/>
+      <w:r>
+        <w:rPr>
+          <w:lang w:val="en-US"/>
+        </w:rPr>
+        <w:t>__(self, other):</w:t>
       </w:r>
     </w:p>
     <w:p>
@@ -699,6 +1678,47 @@
         <w:rPr>
           <w:lang w:val="en-US"/>
         </w:rPr>
+        <w:t>if</w:t>
+      </w:r>
+      <w:proofErr w:type="gramEnd"/>
+      <w:r>
+        <w:rPr>
+          <w:lang w:val="en-US"/>
+        </w:rPr>
+        <w:t xml:space="preserve"> </w:t>
+      </w:r>
+      <w:proofErr w:type="spellStart"/>
+      <w:r>
+        <w:rPr>
+          <w:lang w:val="en-US"/>
+        </w:rPr>
+        <w:t>isinstance</w:t>
+      </w:r>
+      <w:proofErr w:type="spellEnd"/>
+      <w:r>
+        <w:rPr>
+          <w:lang w:val="en-US"/>
+        </w:rPr>
+        <w:t>(other, Circle):</w:t>
+      </w:r>
+    </w:p>
+    <w:p>
+      <w:pPr>
+        <w:rPr>
+          <w:lang w:val="en-US"/>
+        </w:rPr>
+      </w:pPr>
+      <w:r>
+        <w:rPr>
+          <w:lang w:val="en-US"/>
+        </w:rPr>
+        <w:t xml:space="preserve">            </w:t>
+      </w:r>
+      <w:proofErr w:type="gramStart"/>
+      <w:r>
+        <w:rPr>
+          <w:lang w:val="en-US"/>
+        </w:rPr>
         <w:t>return</w:t>
       </w:r>
       <w:proofErr w:type="gramEnd"/>
@@ -713,76 +1733,23 @@
         <w:rPr>
           <w:lang w:val="en-US"/>
         </w:rPr>
-        <w:t>f"Circle</w:t>
-      </w:r>
-      <w:proofErr w:type="spellEnd"/>
-      <w:r>
-        <w:rPr>
-          <w:lang w:val="en-US"/>
-        </w:rPr>
-        <w:t>(radius={self.radius:.2f})"</w:t>
-      </w:r>
-    </w:p>
-    <w:p>
-      <w:pPr>
-        <w:rPr>
-          <w:lang w:val="en-US"/>
-        </w:rPr>
-      </w:pPr>
-    </w:p>
-    <w:p>
-      <w:pPr>
-        <w:rPr>
-          <w:lang w:val="en-US"/>
-        </w:rPr>
-      </w:pPr>
-      <w:r>
-        <w:rPr>
-          <w:lang w:val="en-US"/>
-        </w:rPr>
-        <w:t xml:space="preserve">    # </w:t>
-      </w:r>
-      <w:proofErr w:type="spellStart"/>
-      <w:r>
-        <w:rPr>
-          <w:lang w:val="en-US"/>
-        </w:rPr>
-        <w:t>Dunder</w:t>
-      </w:r>
-      <w:proofErr w:type="spellEnd"/>
-      <w:r>
-        <w:rPr>
-          <w:lang w:val="en-US"/>
-        </w:rPr>
-        <w:t xml:space="preserve"> method to add two circles</w:t>
-      </w:r>
-    </w:p>
-    <w:p>
-      <w:pPr>
-        <w:rPr>
-          <w:lang w:val="en-US"/>
-        </w:rPr>
-      </w:pPr>
-      <w:r>
-        <w:rPr>
-          <w:lang w:val="en-US"/>
-        </w:rPr>
-        <w:t xml:space="preserve">    </w:t>
-      </w:r>
-      <w:proofErr w:type="gramStart"/>
-      <w:r>
-        <w:rPr>
-          <w:lang w:val="en-US"/>
-        </w:rPr>
-        <w:t>def</w:t>
-      </w:r>
-      <w:proofErr w:type="gramEnd"/>
-      <w:r>
-        <w:rPr>
-          <w:lang w:val="en-US"/>
-        </w:rPr>
-        <w:t xml:space="preserve"> __add__(self, other):</w:t>
-      </w:r>
+        <w:t>self.radius</w:t>
+      </w:r>
+      <w:proofErr w:type="spellEnd"/>
+      <w:r>
+        <w:rPr>
+          <w:lang w:val="en-US"/>
+        </w:rPr>
+        <w:t xml:space="preserve"> &gt;= </w:t>
+      </w:r>
+      <w:proofErr w:type="spellStart"/>
+      <w:r>
+        <w:rPr>
+          <w:lang w:val="en-US"/>
+        </w:rPr>
+        <w:t>other.radius</w:t>
+      </w:r>
+      <w:proofErr w:type="spellEnd"/>
     </w:p>
     <w:p>
       <w:pPr>
@@ -801,7 +1768,7 @@
         <w:rPr>
           <w:lang w:val="en-US"/>
         </w:rPr>
-        <w:t>if</w:t>
+        <w:t>return</w:t>
       </w:r>
       <w:proofErr w:type="gramEnd"/>
       <w:r>
@@ -815,102 +1782,6 @@
         <w:rPr>
           <w:lang w:val="en-US"/>
         </w:rPr>
-        <w:t>isinstance</w:t>
-      </w:r>
-      <w:proofErr w:type="spellEnd"/>
-      <w:r>
-        <w:rPr>
-          <w:lang w:val="en-US"/>
-        </w:rPr>
-        <w:t>(other, Circle):</w:t>
-      </w:r>
-    </w:p>
-    <w:p>
-      <w:pPr>
-        <w:rPr>
-          <w:lang w:val="en-US"/>
-        </w:rPr>
-      </w:pPr>
-      <w:r>
-        <w:rPr>
-          <w:lang w:val="en-US"/>
-        </w:rPr>
-        <w:t xml:space="preserve">            </w:t>
-      </w:r>
-      <w:proofErr w:type="gramStart"/>
-      <w:r>
-        <w:rPr>
-          <w:lang w:val="en-US"/>
-        </w:rPr>
-        <w:t>return</w:t>
-      </w:r>
-      <w:proofErr w:type="gramEnd"/>
-      <w:r>
-        <w:rPr>
-          <w:lang w:val="en-US"/>
-        </w:rPr>
-        <w:t xml:space="preserve"> Circle(radius=</w:t>
-      </w:r>
-      <w:proofErr w:type="spellStart"/>
-      <w:r>
-        <w:rPr>
-          <w:lang w:val="en-US"/>
-        </w:rPr>
-        <w:t>self.radius</w:t>
-      </w:r>
-      <w:proofErr w:type="spellEnd"/>
-      <w:r>
-        <w:rPr>
-          <w:lang w:val="en-US"/>
-        </w:rPr>
-        <w:t xml:space="preserve"> + </w:t>
-      </w:r>
-      <w:proofErr w:type="spellStart"/>
-      <w:r>
-        <w:rPr>
-          <w:lang w:val="en-US"/>
-        </w:rPr>
-        <w:t>other.radius</w:t>
-      </w:r>
-      <w:proofErr w:type="spellEnd"/>
-      <w:r>
-        <w:rPr>
-          <w:lang w:val="en-US"/>
-        </w:rPr>
-        <w:t>)</w:t>
-      </w:r>
-    </w:p>
-    <w:p>
-      <w:pPr>
-        <w:rPr>
-          <w:lang w:val="en-US"/>
-        </w:rPr>
-      </w:pPr>
-      <w:r>
-        <w:rPr>
-          <w:lang w:val="en-US"/>
-        </w:rPr>
-        <w:t xml:space="preserve">        </w:t>
-      </w:r>
-      <w:proofErr w:type="gramStart"/>
-      <w:r>
-        <w:rPr>
-          <w:lang w:val="en-US"/>
-        </w:rPr>
-        <w:t>return</w:t>
-      </w:r>
-      <w:proofErr w:type="gramEnd"/>
-      <w:r>
-        <w:rPr>
-          <w:lang w:val="en-US"/>
-        </w:rPr>
-        <w:t xml:space="preserve"> </w:t>
-      </w:r>
-      <w:proofErr w:type="spellStart"/>
-      <w:r>
-        <w:rPr>
-          <w:lang w:val="en-US"/>
-        </w:rPr>
         <w:t>NotImplemented</w:t>
       </w:r>
       <w:proofErr w:type="spellEnd"/>
@@ -932,693 +1803,464 @@
         <w:rPr>
           <w:lang w:val="en-US"/>
         </w:rPr>
-        <w:t xml:space="preserve">    # Comparison </w:t>
-      </w:r>
-      <w:proofErr w:type="spellStart"/>
-      <w:r>
-        <w:rPr>
-          <w:lang w:val="en-US"/>
-        </w:rPr>
-        <w:t>dunder</w:t>
-      </w:r>
-      <w:proofErr w:type="spellEnd"/>
-      <w:r>
-        <w:rPr>
-          <w:lang w:val="en-US"/>
-        </w:rPr>
-        <w:t xml:space="preserve"> methods</w:t>
-      </w:r>
-    </w:p>
-    <w:p>
-      <w:pPr>
-        <w:rPr>
-          <w:lang w:val="en-US"/>
-        </w:rPr>
-      </w:pPr>
-      <w:r>
-        <w:rPr>
-          <w:lang w:val="en-US"/>
-        </w:rPr>
-        <w:t xml:space="preserve">    </w:t>
-      </w:r>
-      <w:proofErr w:type="gramStart"/>
-      <w:r>
-        <w:rPr>
-          <w:lang w:val="en-US"/>
-        </w:rPr>
-        <w:t>def</w:t>
-      </w:r>
-      <w:proofErr w:type="gramEnd"/>
-      <w:r>
-        <w:rPr>
-          <w:lang w:val="en-US"/>
-        </w:rPr>
-        <w:t xml:space="preserve"> __</w:t>
-      </w:r>
-      <w:proofErr w:type="spellStart"/>
-      <w:r>
-        <w:rPr>
-          <w:lang w:val="en-US"/>
-        </w:rPr>
-        <w:t>eq</w:t>
-      </w:r>
-      <w:proofErr w:type="spellEnd"/>
-      <w:r>
-        <w:rPr>
-          <w:lang w:val="en-US"/>
-        </w:rPr>
-        <w:t>__(self, other):</w:t>
-      </w:r>
-    </w:p>
-    <w:p>
-      <w:pPr>
-        <w:rPr>
-          <w:lang w:val="en-US"/>
-        </w:rPr>
-      </w:pPr>
-      <w:r>
-        <w:rPr>
-          <w:lang w:val="en-US"/>
-        </w:rPr>
-        <w:t xml:space="preserve">        </w:t>
-      </w:r>
-      <w:proofErr w:type="gramStart"/>
-      <w:r>
-        <w:rPr>
-          <w:lang w:val="en-US"/>
-        </w:rPr>
-        <w:t>if</w:t>
-      </w:r>
-      <w:proofErr w:type="gramEnd"/>
-      <w:r>
-        <w:rPr>
-          <w:lang w:val="en-US"/>
-        </w:rPr>
-        <w:t xml:space="preserve"> </w:t>
-      </w:r>
-      <w:proofErr w:type="spellStart"/>
-      <w:r>
-        <w:rPr>
-          <w:lang w:val="en-US"/>
-        </w:rPr>
-        <w:t>isinstance</w:t>
-      </w:r>
-      <w:proofErr w:type="spellEnd"/>
-      <w:r>
-        <w:rPr>
-          <w:lang w:val="en-US"/>
-        </w:rPr>
-        <w:t>(other, Circle):</w:t>
-      </w:r>
-    </w:p>
-    <w:p>
-      <w:pPr>
-        <w:rPr>
-          <w:lang w:val="en-US"/>
-        </w:rPr>
-      </w:pPr>
-      <w:r>
-        <w:rPr>
-          <w:lang w:val="en-US"/>
-        </w:rPr>
-        <w:t xml:space="preserve">            </w:t>
-      </w:r>
-      <w:proofErr w:type="gramStart"/>
-      <w:r>
-        <w:rPr>
-          <w:lang w:val="en-US"/>
-        </w:rPr>
-        <w:t>return</w:t>
-      </w:r>
-      <w:proofErr w:type="gramEnd"/>
-      <w:r>
-        <w:rPr>
-          <w:lang w:val="en-US"/>
-        </w:rPr>
-        <w:t xml:space="preserve"> </w:t>
-      </w:r>
-      <w:proofErr w:type="spellStart"/>
-      <w:r>
-        <w:rPr>
-          <w:lang w:val="en-US"/>
-        </w:rPr>
-        <w:t>self.radius</w:t>
-      </w:r>
-      <w:proofErr w:type="spellEnd"/>
-      <w:r>
-        <w:rPr>
-          <w:lang w:val="en-US"/>
-        </w:rPr>
-        <w:t xml:space="preserve"> == </w:t>
-      </w:r>
-      <w:proofErr w:type="spellStart"/>
-      <w:r>
-        <w:rPr>
-          <w:lang w:val="en-US"/>
-        </w:rPr>
-        <w:t>other.radius</w:t>
-      </w:r>
-      <w:proofErr w:type="spellEnd"/>
-    </w:p>
-    <w:p>
-      <w:pPr>
-        <w:rPr>
-          <w:lang w:val="en-US"/>
-        </w:rPr>
-      </w:pPr>
-      <w:r>
-        <w:rPr>
-          <w:lang w:val="en-US"/>
-        </w:rPr>
-        <w:t xml:space="preserve">        </w:t>
-      </w:r>
-      <w:proofErr w:type="gramStart"/>
-      <w:r>
-        <w:rPr>
-          <w:lang w:val="en-US"/>
-        </w:rPr>
-        <w:t>return</w:t>
-      </w:r>
-      <w:proofErr w:type="gramEnd"/>
-      <w:r>
-        <w:rPr>
-          <w:lang w:val="en-US"/>
-        </w:rPr>
-        <w:t xml:space="preserve"> </w:t>
-      </w:r>
-      <w:proofErr w:type="spellStart"/>
-      <w:r>
-        <w:rPr>
-          <w:lang w:val="en-US"/>
-        </w:rPr>
-        <w:t>NotImplemented</w:t>
-      </w:r>
-      <w:proofErr w:type="spellEnd"/>
-    </w:p>
-    <w:p>
-      <w:pPr>
-        <w:rPr>
-          <w:lang w:val="en-US"/>
-        </w:rPr>
-      </w:pPr>
-    </w:p>
-    <w:p>
-      <w:pPr>
-        <w:rPr>
-          <w:lang w:val="en-US"/>
-        </w:rPr>
-      </w:pPr>
-      <w:r>
-        <w:rPr>
-          <w:lang w:val="en-US"/>
-        </w:rPr>
-        <w:t xml:space="preserve">    </w:t>
-      </w:r>
-      <w:proofErr w:type="gramStart"/>
-      <w:r>
-        <w:rPr>
-          <w:lang w:val="en-US"/>
-        </w:rPr>
-        <w:t>def</w:t>
-      </w:r>
-      <w:proofErr w:type="gramEnd"/>
-      <w:r>
-        <w:rPr>
-          <w:lang w:val="en-US"/>
-        </w:rPr>
-        <w:t xml:space="preserve"> __</w:t>
-      </w:r>
-      <w:proofErr w:type="spellStart"/>
-      <w:r>
-        <w:rPr>
-          <w:lang w:val="en-US"/>
-        </w:rPr>
-        <w:t>lt</w:t>
-      </w:r>
-      <w:proofErr w:type="spellEnd"/>
-      <w:r>
-        <w:rPr>
-          <w:lang w:val="en-US"/>
-        </w:rPr>
-        <w:t>__(self, other):</w:t>
-      </w:r>
-    </w:p>
-    <w:p>
-      <w:pPr>
-        <w:rPr>
-          <w:lang w:val="en-US"/>
-        </w:rPr>
-      </w:pPr>
-      <w:r>
-        <w:rPr>
-          <w:lang w:val="en-US"/>
-        </w:rPr>
-        <w:t xml:space="preserve">        </w:t>
-      </w:r>
-      <w:proofErr w:type="gramStart"/>
-      <w:r>
-        <w:rPr>
-          <w:lang w:val="en-US"/>
-        </w:rPr>
-        <w:t>if</w:t>
-      </w:r>
-      <w:proofErr w:type="gramEnd"/>
-      <w:r>
-        <w:rPr>
-          <w:lang w:val="en-US"/>
-        </w:rPr>
-        <w:t xml:space="preserve"> </w:t>
-      </w:r>
-      <w:proofErr w:type="spellStart"/>
-      <w:r>
-        <w:rPr>
-          <w:lang w:val="en-US"/>
-        </w:rPr>
-        <w:t>isinstance</w:t>
-      </w:r>
-      <w:proofErr w:type="spellEnd"/>
-      <w:r>
-        <w:rPr>
-          <w:lang w:val="en-US"/>
-        </w:rPr>
-        <w:t>(other, Circle):</w:t>
-      </w:r>
-    </w:p>
-    <w:p>
-      <w:pPr>
-        <w:rPr>
-          <w:lang w:val="en-US"/>
-        </w:rPr>
-      </w:pPr>
-      <w:r>
-        <w:rPr>
-          <w:lang w:val="en-US"/>
-        </w:rPr>
-        <w:t xml:space="preserve">            </w:t>
-      </w:r>
-      <w:proofErr w:type="gramStart"/>
-      <w:r>
-        <w:rPr>
-          <w:lang w:val="en-US"/>
-        </w:rPr>
-        <w:t>return</w:t>
-      </w:r>
-      <w:proofErr w:type="gramEnd"/>
-      <w:r>
-        <w:rPr>
-          <w:lang w:val="en-US"/>
-        </w:rPr>
-        <w:t xml:space="preserve"> </w:t>
-      </w:r>
-      <w:proofErr w:type="spellStart"/>
-      <w:r>
-        <w:rPr>
-          <w:lang w:val="en-US"/>
-        </w:rPr>
-        <w:t>self.radius</w:t>
-      </w:r>
-      <w:proofErr w:type="spellEnd"/>
-      <w:r>
-        <w:rPr>
-          <w:lang w:val="en-US"/>
-        </w:rPr>
-        <w:t xml:space="preserve"> &lt; </w:t>
-      </w:r>
-      <w:proofErr w:type="spellStart"/>
-      <w:r>
-        <w:rPr>
-          <w:lang w:val="en-US"/>
-        </w:rPr>
-        <w:t>other.radius</w:t>
-      </w:r>
-      <w:proofErr w:type="spellEnd"/>
-    </w:p>
-    <w:p>
-      <w:pPr>
-        <w:rPr>
-          <w:lang w:val="en-US"/>
-        </w:rPr>
-      </w:pPr>
-      <w:r>
-        <w:rPr>
-          <w:lang w:val="en-US"/>
-        </w:rPr>
-        <w:t xml:space="preserve">        </w:t>
-      </w:r>
-      <w:proofErr w:type="gramStart"/>
-      <w:r>
-        <w:rPr>
-          <w:lang w:val="en-US"/>
-        </w:rPr>
-        <w:t>return</w:t>
-      </w:r>
-      <w:proofErr w:type="gramEnd"/>
-      <w:r>
-        <w:rPr>
-          <w:lang w:val="en-US"/>
-        </w:rPr>
-        <w:t xml:space="preserve"> </w:t>
-      </w:r>
-      <w:proofErr w:type="spellStart"/>
-      <w:r>
-        <w:rPr>
-          <w:lang w:val="en-US"/>
-        </w:rPr>
-        <w:t>NotImplemented</w:t>
-      </w:r>
-      <w:proofErr w:type="spellEnd"/>
-    </w:p>
-    <w:p>
-      <w:pPr>
-        <w:rPr>
-          <w:lang w:val="en-US"/>
-        </w:rPr>
-      </w:pPr>
-    </w:p>
-    <w:p>
-      <w:pPr>
-        <w:rPr>
-          <w:lang w:val="en-US"/>
-        </w:rPr>
-      </w:pPr>
-      <w:r>
-        <w:rPr>
-          <w:lang w:val="en-US"/>
-        </w:rPr>
-        <w:t xml:space="preserve">    </w:t>
-      </w:r>
-      <w:proofErr w:type="gramStart"/>
-      <w:r>
-        <w:rPr>
-          <w:lang w:val="en-US"/>
-        </w:rPr>
-        <w:t>def</w:t>
-      </w:r>
-      <w:proofErr w:type="gramEnd"/>
-      <w:r>
-        <w:rPr>
-          <w:lang w:val="en-US"/>
-        </w:rPr>
-        <w:t xml:space="preserve"> __le__(self, other):</w:t>
-      </w:r>
-    </w:p>
-    <w:p>
-      <w:pPr>
-        <w:rPr>
-          <w:lang w:val="en-US"/>
-        </w:rPr>
-      </w:pPr>
-      <w:r>
-        <w:rPr>
-          <w:lang w:val="en-US"/>
-        </w:rPr>
-        <w:t xml:space="preserve">        </w:t>
-      </w:r>
-      <w:proofErr w:type="gramStart"/>
-      <w:r>
-        <w:rPr>
-          <w:lang w:val="en-US"/>
-        </w:rPr>
-        <w:t>if</w:t>
-      </w:r>
-      <w:proofErr w:type="gramEnd"/>
-      <w:r>
-        <w:rPr>
-          <w:lang w:val="en-US"/>
-        </w:rPr>
-        <w:t xml:space="preserve"> </w:t>
-      </w:r>
-      <w:proofErr w:type="spellStart"/>
-      <w:r>
-        <w:rPr>
-          <w:lang w:val="en-US"/>
-        </w:rPr>
-        <w:t>isinstance</w:t>
-      </w:r>
-      <w:proofErr w:type="spellEnd"/>
-      <w:r>
-        <w:rPr>
-          <w:lang w:val="en-US"/>
-        </w:rPr>
-        <w:t>(other, Circle):</w:t>
-      </w:r>
-    </w:p>
-    <w:p>
-      <w:pPr>
-        <w:rPr>
-          <w:lang w:val="en-US"/>
-        </w:rPr>
-      </w:pPr>
-      <w:r>
-        <w:rPr>
-          <w:lang w:val="en-US"/>
-        </w:rPr>
-        <w:t xml:space="preserve">            </w:t>
-      </w:r>
-      <w:proofErr w:type="gramStart"/>
-      <w:r>
-        <w:rPr>
-          <w:lang w:val="en-US"/>
-        </w:rPr>
-        <w:t>return</w:t>
-      </w:r>
-      <w:proofErr w:type="gramEnd"/>
-      <w:r>
-        <w:rPr>
-          <w:lang w:val="en-US"/>
-        </w:rPr>
-        <w:t xml:space="preserve"> </w:t>
-      </w:r>
-      <w:proofErr w:type="spellStart"/>
-      <w:r>
-        <w:rPr>
-          <w:lang w:val="en-US"/>
-        </w:rPr>
-        <w:t>self.radius</w:t>
-      </w:r>
-      <w:proofErr w:type="spellEnd"/>
-      <w:r>
-        <w:rPr>
-          <w:lang w:val="en-US"/>
-        </w:rPr>
-        <w:t xml:space="preserve"> &lt;= </w:t>
-      </w:r>
-      <w:proofErr w:type="spellStart"/>
-      <w:r>
-        <w:rPr>
-          <w:lang w:val="en-US"/>
-        </w:rPr>
-        <w:t>other.radius</w:t>
-      </w:r>
-      <w:proofErr w:type="spellEnd"/>
-    </w:p>
-    <w:p>
-      <w:pPr>
-        <w:rPr>
-          <w:lang w:val="en-US"/>
-        </w:rPr>
-      </w:pPr>
-      <w:r>
-        <w:rPr>
-          <w:lang w:val="en-US"/>
-        </w:rPr>
-        <w:t xml:space="preserve">        </w:t>
-      </w:r>
-      <w:proofErr w:type="gramStart"/>
-      <w:r>
-        <w:rPr>
-          <w:lang w:val="en-US"/>
-        </w:rPr>
-        <w:t>return</w:t>
-      </w:r>
-      <w:proofErr w:type="gramEnd"/>
-      <w:r>
-        <w:rPr>
-          <w:lang w:val="en-US"/>
-        </w:rPr>
-        <w:t xml:space="preserve"> </w:t>
-      </w:r>
-      <w:proofErr w:type="spellStart"/>
-      <w:r>
-        <w:rPr>
-          <w:lang w:val="en-US"/>
-        </w:rPr>
-        <w:t>NotImplemented</w:t>
-      </w:r>
-      <w:proofErr w:type="spellEnd"/>
-    </w:p>
-    <w:p>
-      <w:pPr>
-        <w:rPr>
-          <w:lang w:val="en-US"/>
-        </w:rPr>
-      </w:pPr>
-    </w:p>
-    <w:p>
-      <w:pPr>
-        <w:rPr>
-          <w:lang w:val="en-US"/>
-        </w:rPr>
-      </w:pPr>
-      <w:r>
-        <w:rPr>
-          <w:lang w:val="en-US"/>
-        </w:rPr>
-        <w:t xml:space="preserve">    </w:t>
-      </w:r>
-      <w:proofErr w:type="gramStart"/>
-      <w:r>
-        <w:rPr>
-          <w:lang w:val="en-US"/>
-        </w:rPr>
-        <w:t>def</w:t>
-      </w:r>
-      <w:proofErr w:type="gramEnd"/>
-      <w:r>
-        <w:rPr>
-          <w:lang w:val="en-US"/>
-        </w:rPr>
-        <w:t xml:space="preserve"> __</w:t>
-      </w:r>
-      <w:proofErr w:type="spellStart"/>
-      <w:r>
-        <w:rPr>
-          <w:lang w:val="en-US"/>
-        </w:rPr>
-        <w:t>gt</w:t>
-      </w:r>
-      <w:proofErr w:type="spellEnd"/>
-      <w:r>
-        <w:rPr>
-          <w:lang w:val="en-US"/>
-        </w:rPr>
-        <w:t>__(self, other):</w:t>
-      </w:r>
-    </w:p>
-    <w:p>
-      <w:pPr>
-        <w:rPr>
-          <w:lang w:val="en-US"/>
-        </w:rPr>
-      </w:pPr>
-      <w:r>
-        <w:rPr>
-          <w:lang w:val="en-US"/>
-        </w:rPr>
-        <w:t xml:space="preserve">        </w:t>
-      </w:r>
-      <w:proofErr w:type="gramStart"/>
-      <w:r>
-        <w:rPr>
-          <w:lang w:val="en-US"/>
-        </w:rPr>
-        <w:t>if</w:t>
-      </w:r>
-      <w:proofErr w:type="gramEnd"/>
-      <w:r>
-        <w:rPr>
-          <w:lang w:val="en-US"/>
-        </w:rPr>
-        <w:t xml:space="preserve"> </w:t>
-      </w:r>
-      <w:proofErr w:type="spellStart"/>
-      <w:r>
-        <w:rPr>
-          <w:lang w:val="en-US"/>
-        </w:rPr>
-        <w:t>isinstance</w:t>
-      </w:r>
-      <w:proofErr w:type="spellEnd"/>
-      <w:r>
-        <w:rPr>
-          <w:lang w:val="en-US"/>
-        </w:rPr>
-        <w:t>(other, Circle):</w:t>
-      </w:r>
-    </w:p>
-    <w:p>
-      <w:pPr>
-        <w:rPr>
-          <w:lang w:val="en-US"/>
-        </w:rPr>
-      </w:pPr>
-      <w:r>
-        <w:rPr>
-          <w:lang w:val="en-US"/>
-        </w:rPr>
-        <w:t xml:space="preserve">            </w:t>
-      </w:r>
-      <w:proofErr w:type="gramStart"/>
-      <w:r>
-        <w:rPr>
-          <w:lang w:val="en-US"/>
-        </w:rPr>
-        <w:t>return</w:t>
-      </w:r>
-      <w:proofErr w:type="gramEnd"/>
-      <w:r>
-        <w:rPr>
-          <w:lang w:val="en-US"/>
-        </w:rPr>
-        <w:t xml:space="preserve"> </w:t>
-      </w:r>
-      <w:proofErr w:type="spellStart"/>
-      <w:r>
-        <w:rPr>
-          <w:lang w:val="en-US"/>
-        </w:rPr>
-        <w:t>self.radius</w:t>
-      </w:r>
-      <w:proofErr w:type="spellEnd"/>
-      <w:r>
-        <w:rPr>
-          <w:lang w:val="en-US"/>
-        </w:rPr>
-        <w:t xml:space="preserve"> &gt; </w:t>
-      </w:r>
-      <w:proofErr w:type="spellStart"/>
-      <w:r>
-        <w:rPr>
-          <w:lang w:val="en-US"/>
-        </w:rPr>
-        <w:t>other.radius</w:t>
-      </w:r>
-      <w:proofErr w:type="spellEnd"/>
-    </w:p>
-    <w:p>
-      <w:pPr>
-        <w:rPr>
-          <w:lang w:val="en-US"/>
-        </w:rPr>
-      </w:pPr>
-      <w:r>
-        <w:rPr>
-          <w:lang w:val="en-US"/>
-        </w:rPr>
-        <w:t xml:space="preserve">        </w:t>
-      </w:r>
-      <w:proofErr w:type="gramStart"/>
-      <w:r>
-        <w:rPr>
-          <w:lang w:val="en-US"/>
-        </w:rPr>
-        <w:t>return</w:t>
-      </w:r>
-      <w:proofErr w:type="gramEnd"/>
-      <w:r>
-        <w:rPr>
-          <w:lang w:val="en-US"/>
-        </w:rPr>
-        <w:t xml:space="preserve"> </w:t>
-      </w:r>
-      <w:proofErr w:type="spellStart"/>
-      <w:r>
-        <w:rPr>
-          <w:lang w:val="en-US"/>
-        </w:rPr>
-        <w:t>NotImplemented</w:t>
-      </w:r>
-      <w:proofErr w:type="spellEnd"/>
+        <w:t># Example usage</w:t>
+      </w:r>
+    </w:p>
+    <w:p>
+      <w:pPr>
+        <w:rPr>
+          <w:lang w:val="en-US"/>
+        </w:rPr>
+      </w:pPr>
+      <w:r>
+        <w:rPr>
+          <w:lang w:val="en-US"/>
+        </w:rPr>
+        <w:t xml:space="preserve">c1 = </w:t>
+      </w:r>
+      <w:proofErr w:type="gramStart"/>
+      <w:r>
+        <w:rPr>
+          <w:lang w:val="en-US"/>
+        </w:rPr>
+        <w:t>Circle(</w:t>
+      </w:r>
+      <w:proofErr w:type="gramEnd"/>
+      <w:r>
+        <w:rPr>
+          <w:lang w:val="en-US"/>
+        </w:rPr>
+        <w:t>radius=5)</w:t>
+      </w:r>
+    </w:p>
+    <w:p>
+      <w:pPr>
+        <w:rPr>
+          <w:lang w:val="en-US"/>
+        </w:rPr>
+      </w:pPr>
+      <w:r>
+        <w:rPr>
+          <w:lang w:val="en-US"/>
+        </w:rPr>
+        <w:t xml:space="preserve">c2 = </w:t>
+      </w:r>
+      <w:proofErr w:type="gramStart"/>
+      <w:r>
+        <w:rPr>
+          <w:lang w:val="en-US"/>
+        </w:rPr>
+        <w:t>Circle(</w:t>
+      </w:r>
+      <w:proofErr w:type="gramEnd"/>
+      <w:r>
+        <w:rPr>
+          <w:lang w:val="en-US"/>
+        </w:rPr>
+        <w:t>diameter=10)</w:t>
+      </w:r>
+    </w:p>
+    <w:p>
+      <w:pPr>
+        <w:rPr>
+          <w:lang w:val="en-US"/>
+        </w:rPr>
+      </w:pPr>
+    </w:p>
+    <w:p>
+      <w:pPr>
+        <w:rPr>
+          <w:lang w:val="en-US"/>
+        </w:rPr>
+      </w:pPr>
+      <w:proofErr w:type="gramStart"/>
+      <w:r>
+        <w:rPr>
+          <w:lang w:val="en-US"/>
+        </w:rPr>
+        <w:t>print(</w:t>
+      </w:r>
+      <w:proofErr w:type="gramEnd"/>
+      <w:r>
+        <w:rPr>
+          <w:lang w:val="en-US"/>
+        </w:rPr>
+        <w:t>c1)               # Circle with radius: 5.00</w:t>
+      </w:r>
+    </w:p>
+    <w:p>
+      <w:pPr>
+        <w:rPr>
+          <w:lang w:val="en-US"/>
+        </w:rPr>
+      </w:pPr>
+      <w:proofErr w:type="gramStart"/>
+      <w:r>
+        <w:rPr>
+          <w:lang w:val="en-US"/>
+        </w:rPr>
+        <w:t>print(</w:t>
+      </w:r>
+      <w:proofErr w:type="gramEnd"/>
+      <w:r>
+        <w:rPr>
+          <w:lang w:val="en-US"/>
+        </w:rPr>
+        <w:t>c2.diameter)      # 10</w:t>
+      </w:r>
+    </w:p>
+    <w:p>
+      <w:pPr>
+        <w:rPr>
+          <w:lang w:val="en-US"/>
+        </w:rPr>
+      </w:pPr>
+      <w:proofErr w:type="gramStart"/>
+      <w:r>
+        <w:rPr>
+          <w:lang w:val="en-US"/>
+        </w:rPr>
+        <w:t>print(</w:t>
+      </w:r>
+      <w:proofErr w:type="spellStart"/>
+      <w:proofErr w:type="gramEnd"/>
+      <w:r>
+        <w:rPr>
+          <w:lang w:val="en-US"/>
+        </w:rPr>
+        <w:t>f"Area</w:t>
+      </w:r>
+      <w:proofErr w:type="spellEnd"/>
+      <w:r>
+        <w:rPr>
+          <w:lang w:val="en-US"/>
+        </w:rPr>
+        <w:t xml:space="preserve"> of c1: {c1.area():.2f}")  # Area of c1: 78.54</w:t>
+      </w:r>
+    </w:p>
+    <w:p>
+      <w:pPr>
+        <w:rPr>
+          <w:lang w:val="en-US"/>
+        </w:rPr>
+      </w:pPr>
+    </w:p>
+    <w:p>
+      <w:pPr>
+        <w:rPr>
+          <w:lang w:val="en-US"/>
+        </w:rPr>
+      </w:pPr>
+      <w:r>
+        <w:rPr>
+          <w:lang w:val="en-US"/>
+        </w:rPr>
+        <w:t xml:space="preserve"># </w:t>
+      </w:r>
+      <w:proofErr w:type="gramStart"/>
+      <w:r>
+        <w:rPr>
+          <w:lang w:val="en-US"/>
+        </w:rPr>
+        <w:t>Adding</w:t>
+      </w:r>
+      <w:proofErr w:type="gramEnd"/>
+      <w:r>
+        <w:rPr>
+          <w:lang w:val="en-US"/>
+        </w:rPr>
+        <w:t xml:space="preserve"> circles</w:t>
+      </w:r>
+    </w:p>
+    <w:p>
+      <w:pPr>
+        <w:rPr>
+          <w:lang w:val="en-US"/>
+        </w:rPr>
+      </w:pPr>
+      <w:r>
+        <w:rPr>
+          <w:lang w:val="en-US"/>
+        </w:rPr>
+        <w:t>c3 = c1 + c2</w:t>
+      </w:r>
+    </w:p>
+    <w:p>
+      <w:pPr>
+        <w:rPr>
+          <w:lang w:val="en-US"/>
+        </w:rPr>
+      </w:pPr>
+      <w:proofErr w:type="gramStart"/>
+      <w:r>
+        <w:rPr>
+          <w:lang w:val="en-US"/>
+        </w:rPr>
+        <w:t>print(</w:t>
+      </w:r>
+      <w:proofErr w:type="gramEnd"/>
+      <w:r>
+        <w:rPr>
+          <w:lang w:val="en-US"/>
+        </w:rPr>
+        <w:t>c3)               # Circle with radius: 10.00</w:t>
+      </w:r>
+    </w:p>
+    <w:p>
+      <w:pPr>
+        <w:rPr>
+          <w:lang w:val="en-US"/>
+        </w:rPr>
+      </w:pPr>
+    </w:p>
+    <w:p>
+      <w:pPr>
+        <w:rPr>
+          <w:lang w:val="en-US"/>
+        </w:rPr>
+      </w:pPr>
+      <w:r>
+        <w:rPr>
+          <w:lang w:val="en-US"/>
+        </w:rPr>
+        <w:t xml:space="preserve"># </w:t>
+      </w:r>
+      <w:proofErr w:type="gramStart"/>
+      <w:r>
+        <w:rPr>
+          <w:lang w:val="en-US"/>
+        </w:rPr>
+        <w:t>Comparing</w:t>
+      </w:r>
+      <w:proofErr w:type="gramEnd"/>
+      <w:r>
+        <w:rPr>
+          <w:lang w:val="en-US"/>
+        </w:rPr>
+        <w:t xml:space="preserve"> circles</w:t>
+      </w:r>
+    </w:p>
+    <w:p>
+      <w:pPr>
+        <w:rPr>
+          <w:lang w:val="en-US"/>
+        </w:rPr>
+      </w:pPr>
+      <w:proofErr w:type="gramStart"/>
+      <w:r>
+        <w:rPr>
+          <w:lang w:val="en-US"/>
+        </w:rPr>
+        <w:t>print(</w:t>
+      </w:r>
+      <w:proofErr w:type="gramEnd"/>
+      <w:r>
+        <w:rPr>
+          <w:lang w:val="en-US"/>
+        </w:rPr>
+        <w:t>c1 &gt; c2)          # False</w:t>
+      </w:r>
+    </w:p>
+    <w:p>
+      <w:pPr>
+        <w:rPr>
+          <w:lang w:val="en-US"/>
+        </w:rPr>
+      </w:pPr>
+      <w:proofErr w:type="gramStart"/>
+      <w:r>
+        <w:rPr>
+          <w:lang w:val="en-US"/>
+        </w:rPr>
+        <w:t>print(</w:t>
+      </w:r>
+      <w:proofErr w:type="gramEnd"/>
+      <w:r>
+        <w:rPr>
+          <w:lang w:val="en-US"/>
+        </w:rPr>
+        <w:t>c1 &lt; c2)          # True</w:t>
+      </w:r>
+    </w:p>
+    <w:p>
+      <w:pPr>
+        <w:rPr>
+          <w:lang w:val="en-US"/>
+        </w:rPr>
+      </w:pPr>
+      <w:proofErr w:type="gramStart"/>
+      <w:r>
+        <w:rPr>
+          <w:lang w:val="en-US"/>
+        </w:rPr>
+        <w:t>print(</w:t>
+      </w:r>
+      <w:proofErr w:type="gramEnd"/>
+      <w:r>
+        <w:rPr>
+          <w:lang w:val="en-US"/>
+        </w:rPr>
+        <w:t>c1 == Circle(radius=5))  # True</w:t>
+      </w:r>
+    </w:p>
+    <w:p>
+      <w:pPr>
+        <w:rPr>
+          <w:lang w:val="en-US"/>
+        </w:rPr>
+      </w:pPr>
+    </w:p>
+    <w:p>
+      <w:pPr>
+        <w:rPr>
+          <w:lang w:val="en-US"/>
+        </w:rPr>
+      </w:pPr>
+      <w:r>
+        <w:rPr>
+          <w:lang w:val="en-US"/>
+        </w:rPr>
+        <w:t xml:space="preserve"># </w:t>
+      </w:r>
+      <w:proofErr w:type="gramStart"/>
+      <w:r>
+        <w:rPr>
+          <w:lang w:val="en-US"/>
+        </w:rPr>
+        <w:t>Sorting</w:t>
+      </w:r>
+      <w:proofErr w:type="gramEnd"/>
+      <w:r>
+        <w:rPr>
+          <w:lang w:val="en-US"/>
+        </w:rPr>
+        <w:t xml:space="preserve"> a list of circles</w:t>
+      </w:r>
+    </w:p>
+    <w:p>
+      <w:pPr>
+        <w:rPr>
+          <w:lang w:val="en-US"/>
+        </w:rPr>
+      </w:pPr>
+      <w:proofErr w:type="spellStart"/>
+      <w:r>
+        <w:rPr>
+          <w:lang w:val="en-US"/>
+        </w:rPr>
+        <w:t>circle_list</w:t>
+      </w:r>
+      <w:proofErr w:type="spellEnd"/>
+      <w:r>
+        <w:rPr>
+          <w:lang w:val="en-US"/>
+        </w:rPr>
+        <w:t xml:space="preserve"> = [c2, c1, c3]</w:t>
+      </w:r>
+    </w:p>
+    <w:p>
+      <w:pPr>
+        <w:rPr>
+          <w:lang w:val="en-US"/>
+        </w:rPr>
+      </w:pPr>
+      <w:proofErr w:type="spellStart"/>
+      <w:r>
+        <w:rPr>
+          <w:lang w:val="en-US"/>
+        </w:rPr>
+        <w:t>circle_</w:t>
+      </w:r>
+      <w:proofErr w:type="gramStart"/>
+      <w:r>
+        <w:rPr>
+          <w:lang w:val="en-US"/>
+        </w:rPr>
+        <w:t>list.sort</w:t>
+      </w:r>
+      <w:proofErr w:type="spellEnd"/>
+      <w:r>
+        <w:rPr>
+          <w:lang w:val="en-US"/>
+        </w:rPr>
+        <w:t>()</w:t>
+      </w:r>
+      <w:proofErr w:type="gramEnd"/>
+    </w:p>
+    <w:p>
+      <w:pPr>
+        <w:rPr>
+          <w:lang w:val="en-US"/>
+        </w:rPr>
+      </w:pPr>
+      <w:proofErr w:type="gramStart"/>
+      <w:r>
+        <w:rPr>
+          <w:lang w:val="en-US"/>
+        </w:rPr>
+        <w:t>print(</w:t>
+      </w:r>
+      <w:proofErr w:type="spellStart"/>
+      <w:proofErr w:type="gramEnd"/>
+      <w:r>
+        <w:rPr>
+          <w:lang w:val="en-US"/>
+        </w:rPr>
+        <w:t>circle_list</w:t>
+      </w:r>
+      <w:proofErr w:type="spellEnd"/>
+      <w:r>
+        <w:rPr>
+          <w:lang w:val="en-US"/>
+        </w:rPr>
+        <w:t>)      # [Circle(radius=5.00), Circle(radius=5.00), Circle(radius=10.00)]</w:t>
+      </w:r>
+    </w:p>
+    <w:p>
+      <w:pPr>
+        <w:rPr>
+          <w:lang w:val="en-US"/>
+        </w:rPr>
+      </w:pPr>
+      <w:r>
+        <w:rPr>
+          <w:rFonts w:ascii="Calibri" w:hAnsi="Calibri" w:cs="Calibri"/>
+          <w:lang w:val="en-US"/>
+        </w:rPr>
+        <w:t>🔎</w:t>
+      </w:r>
+      <w:r>
+        <w:rPr>
+          <w:lang w:val="en-US"/>
+        </w:rPr>
+        <w:t xml:space="preserve"> Explanation</w:t>
+      </w:r>
+    </w:p>
+    <w:p>
+      <w:pPr>
+        <w:rPr>
+          <w:lang w:val="en-US"/>
+        </w:rPr>
+      </w:pPr>
+      <w:r>
+        <w:rPr>
+          <w:lang w:val="en-US"/>
+        </w:rPr>
+        <w:t>Initialization (__init__):</w:t>
+      </w:r>
+    </w:p>
+    <w:p>
+      <w:pPr>
+        <w:rPr>
+          <w:lang w:val="en-US"/>
+        </w:rPr>
+      </w:pPr>
+      <w:r>
+        <w:rPr>
+          <w:lang w:val="en-US"/>
+        </w:rPr>
+        <w:t>You can create a circle using radius or diameter. Diameter is converted to radius automatically.</w:t>
+      </w:r>
     </w:p>
     <w:p>
       <w:pPr>
@@ -1638,665 +2280,10 @@
           <w:lang w:val="en-US"/>
         </w:rPr>
         <w:lastRenderedPageBreak/>
-        <w:t xml:space="preserve">    </w:t>
-      </w:r>
-      <w:proofErr w:type="gramStart"/>
-      <w:r>
-        <w:rPr>
-          <w:lang w:val="en-US"/>
-        </w:rPr>
-        <w:t>def</w:t>
-      </w:r>
-      <w:proofErr w:type="gramEnd"/>
-      <w:r>
-        <w:rPr>
-          <w:lang w:val="en-US"/>
-        </w:rPr>
-        <w:t xml:space="preserve"> __</w:t>
-      </w:r>
-      <w:proofErr w:type="spellStart"/>
-      <w:r>
-        <w:rPr>
-          <w:lang w:val="en-US"/>
-        </w:rPr>
-        <w:t>ge</w:t>
-      </w:r>
-      <w:proofErr w:type="spellEnd"/>
-      <w:r>
-        <w:rPr>
-          <w:lang w:val="en-US"/>
-        </w:rPr>
-        <w:t>__(self, other):</w:t>
-      </w:r>
-    </w:p>
-    <w:p>
-      <w:pPr>
-        <w:rPr>
-          <w:lang w:val="en-US"/>
-        </w:rPr>
-      </w:pPr>
-      <w:r>
-        <w:rPr>
-          <w:lang w:val="en-US"/>
-        </w:rPr>
-        <w:t xml:space="preserve">        </w:t>
-      </w:r>
-      <w:proofErr w:type="gramStart"/>
-      <w:r>
-        <w:rPr>
-          <w:lang w:val="en-US"/>
-        </w:rPr>
-        <w:t>if</w:t>
-      </w:r>
-      <w:proofErr w:type="gramEnd"/>
-      <w:r>
-        <w:rPr>
-          <w:lang w:val="en-US"/>
-        </w:rPr>
-        <w:t xml:space="preserve"> </w:t>
-      </w:r>
-      <w:proofErr w:type="spellStart"/>
-      <w:r>
-        <w:rPr>
-          <w:lang w:val="en-US"/>
-        </w:rPr>
-        <w:t>isinstance</w:t>
-      </w:r>
-      <w:proofErr w:type="spellEnd"/>
-      <w:r>
-        <w:rPr>
-          <w:lang w:val="en-US"/>
-        </w:rPr>
-        <w:t>(other, Circle):</w:t>
-      </w:r>
-    </w:p>
-    <w:p>
-      <w:pPr>
-        <w:rPr>
-          <w:lang w:val="en-US"/>
-        </w:rPr>
-      </w:pPr>
-      <w:r>
-        <w:rPr>
-          <w:lang w:val="en-US"/>
-        </w:rPr>
-        <w:t xml:space="preserve">            </w:t>
-      </w:r>
-      <w:proofErr w:type="gramStart"/>
-      <w:r>
-        <w:rPr>
-          <w:lang w:val="en-US"/>
-        </w:rPr>
-        <w:t>return</w:t>
-      </w:r>
-      <w:proofErr w:type="gramEnd"/>
-      <w:r>
-        <w:rPr>
-          <w:lang w:val="en-US"/>
-        </w:rPr>
-        <w:t xml:space="preserve"> </w:t>
-      </w:r>
-      <w:proofErr w:type="spellStart"/>
-      <w:r>
-        <w:rPr>
-          <w:lang w:val="en-US"/>
-        </w:rPr>
-        <w:t>self.radius</w:t>
-      </w:r>
-      <w:proofErr w:type="spellEnd"/>
-      <w:r>
-        <w:rPr>
-          <w:lang w:val="en-US"/>
-        </w:rPr>
-        <w:t xml:space="preserve"> &gt;= </w:t>
-      </w:r>
-      <w:proofErr w:type="spellStart"/>
-      <w:r>
-        <w:rPr>
-          <w:lang w:val="en-US"/>
-        </w:rPr>
-        <w:t>other.radius</w:t>
-      </w:r>
-      <w:proofErr w:type="spellEnd"/>
-    </w:p>
-    <w:p>
-      <w:pPr>
-        <w:rPr>
-          <w:lang w:val="en-US"/>
-        </w:rPr>
-      </w:pPr>
-      <w:r>
-        <w:rPr>
-          <w:lang w:val="en-US"/>
-        </w:rPr>
-        <w:t xml:space="preserve">        </w:t>
-      </w:r>
-      <w:proofErr w:type="gramStart"/>
-      <w:r>
-        <w:rPr>
-          <w:lang w:val="en-US"/>
-        </w:rPr>
-        <w:t>return</w:t>
-      </w:r>
-      <w:proofErr w:type="gramEnd"/>
-      <w:r>
-        <w:rPr>
-          <w:lang w:val="en-US"/>
-        </w:rPr>
-        <w:t xml:space="preserve"> </w:t>
-      </w:r>
-      <w:proofErr w:type="spellStart"/>
-      <w:r>
-        <w:rPr>
-          <w:lang w:val="en-US"/>
-        </w:rPr>
-        <w:t>NotImplemented</w:t>
-      </w:r>
-      <w:proofErr w:type="spellEnd"/>
-    </w:p>
-    <w:p>
-      <w:pPr>
-        <w:rPr>
-          <w:lang w:val="en-US"/>
-        </w:rPr>
-      </w:pPr>
-    </w:p>
-    <w:p>
-      <w:pPr>
-        <w:rPr>
-          <w:lang w:val="en-US"/>
-        </w:rPr>
-      </w:pPr>
-      <w:r>
-        <w:rPr>
-          <w:lang w:val="en-US"/>
-        </w:rPr>
-        <w:t># Example usage</w:t>
-      </w:r>
-    </w:p>
-    <w:p>
-      <w:pPr>
-        <w:rPr>
-          <w:lang w:val="en-US"/>
-        </w:rPr>
-      </w:pPr>
-      <w:r>
-        <w:rPr>
-          <w:lang w:val="en-US"/>
-        </w:rPr>
-        <w:t xml:space="preserve">c1 = </w:t>
-      </w:r>
-      <w:proofErr w:type="gramStart"/>
-      <w:r>
-        <w:rPr>
-          <w:lang w:val="en-US"/>
-        </w:rPr>
-        <w:t>Circle(</w:t>
-      </w:r>
-      <w:proofErr w:type="gramEnd"/>
-      <w:r>
-        <w:rPr>
-          <w:lang w:val="en-US"/>
-        </w:rPr>
-        <w:t>radius=5)</w:t>
-      </w:r>
-    </w:p>
-    <w:p>
-      <w:pPr>
-        <w:rPr>
-          <w:lang w:val="en-US"/>
-        </w:rPr>
-      </w:pPr>
-      <w:r>
-        <w:rPr>
-          <w:lang w:val="en-US"/>
-        </w:rPr>
-        <w:t xml:space="preserve">c2 = </w:t>
-      </w:r>
-      <w:proofErr w:type="gramStart"/>
-      <w:r>
-        <w:rPr>
-          <w:lang w:val="en-US"/>
-        </w:rPr>
-        <w:t>Circle(</w:t>
-      </w:r>
-      <w:proofErr w:type="gramEnd"/>
-      <w:r>
-        <w:rPr>
-          <w:lang w:val="en-US"/>
-        </w:rPr>
-        <w:t>diameter=10)</w:t>
-      </w:r>
-    </w:p>
-    <w:p>
-      <w:pPr>
-        <w:rPr>
-          <w:lang w:val="en-US"/>
-        </w:rPr>
-      </w:pPr>
-    </w:p>
-    <w:p>
-      <w:pPr>
-        <w:rPr>
-          <w:lang w:val="en-US"/>
-        </w:rPr>
-      </w:pPr>
-      <w:proofErr w:type="gramStart"/>
-      <w:r>
-        <w:rPr>
-          <w:lang w:val="en-US"/>
-        </w:rPr>
-        <w:t>print(</w:t>
-      </w:r>
-      <w:proofErr w:type="gramEnd"/>
-      <w:r>
-        <w:rPr>
-          <w:lang w:val="en-US"/>
-        </w:rPr>
-        <w:t>c1)               # Circle with radius: 5.00</w:t>
-      </w:r>
-    </w:p>
-    <w:p>
-      <w:pPr>
-        <w:rPr>
-          <w:lang w:val="en-US"/>
-        </w:rPr>
-      </w:pPr>
-      <w:proofErr w:type="gramStart"/>
-      <w:r>
-        <w:rPr>
-          <w:lang w:val="en-US"/>
-        </w:rPr>
-        <w:t>print(</w:t>
-      </w:r>
-      <w:proofErr w:type="gramEnd"/>
-      <w:r>
-        <w:rPr>
-          <w:lang w:val="en-US"/>
-        </w:rPr>
-        <w:t>c2.diameter)      # 10</w:t>
-      </w:r>
-    </w:p>
-    <w:p>
-      <w:pPr>
-        <w:rPr>
-          <w:lang w:val="en-US"/>
-        </w:rPr>
-      </w:pPr>
-      <w:proofErr w:type="gramStart"/>
-      <w:r>
-        <w:rPr>
-          <w:lang w:val="en-US"/>
-        </w:rPr>
-        <w:t>print(</w:t>
-      </w:r>
-      <w:proofErr w:type="spellStart"/>
-      <w:proofErr w:type="gramEnd"/>
-      <w:r>
-        <w:rPr>
-          <w:lang w:val="en-US"/>
-        </w:rPr>
-        <w:t>f"Area</w:t>
-      </w:r>
-      <w:proofErr w:type="spellEnd"/>
-      <w:r>
-        <w:rPr>
-          <w:lang w:val="en-US"/>
-        </w:rPr>
-        <w:t xml:space="preserve"> of c1: {c1.area():.2f}")  # Area of c1: 78.54</w:t>
-      </w:r>
-    </w:p>
-    <w:p>
-      <w:pPr>
-        <w:rPr>
-          <w:lang w:val="en-US"/>
-        </w:rPr>
-      </w:pPr>
-    </w:p>
-    <w:p>
-      <w:pPr>
-        <w:rPr>
-          <w:lang w:val="en-US"/>
-        </w:rPr>
-      </w:pPr>
-      <w:r>
-        <w:rPr>
-          <w:lang w:val="en-US"/>
-        </w:rPr>
-        <w:t xml:space="preserve"># </w:t>
-      </w:r>
-      <w:proofErr w:type="gramStart"/>
-      <w:r>
-        <w:rPr>
-          <w:lang w:val="en-US"/>
-        </w:rPr>
-        <w:t>Adding</w:t>
-      </w:r>
-      <w:proofErr w:type="gramEnd"/>
-      <w:r>
-        <w:rPr>
-          <w:lang w:val="en-US"/>
-        </w:rPr>
-        <w:t xml:space="preserve"> circles</w:t>
-      </w:r>
-    </w:p>
-    <w:p>
-      <w:pPr>
-        <w:rPr>
-          <w:lang w:val="en-US"/>
-        </w:rPr>
-      </w:pPr>
-      <w:r>
-        <w:rPr>
-          <w:lang w:val="en-US"/>
-        </w:rPr>
-        <w:t>c3 = c1 + c2</w:t>
-      </w:r>
-    </w:p>
-    <w:p>
-      <w:pPr>
-        <w:rPr>
-          <w:lang w:val="en-US"/>
-        </w:rPr>
-      </w:pPr>
-      <w:proofErr w:type="gramStart"/>
-      <w:r>
-        <w:rPr>
-          <w:lang w:val="en-US"/>
-        </w:rPr>
-        <w:t>print(</w:t>
-      </w:r>
-      <w:proofErr w:type="gramEnd"/>
-      <w:r>
-        <w:rPr>
-          <w:lang w:val="en-US"/>
-        </w:rPr>
-        <w:t>c3)               # Circle with radius: 10.00</w:t>
-      </w:r>
-    </w:p>
-    <w:p>
-      <w:pPr>
-        <w:rPr>
-          <w:lang w:val="en-US"/>
-        </w:rPr>
-      </w:pPr>
-    </w:p>
-    <w:p>
-      <w:pPr>
-        <w:rPr>
-          <w:lang w:val="en-US"/>
-        </w:rPr>
-      </w:pPr>
-      <w:r>
-        <w:rPr>
-          <w:lang w:val="en-US"/>
-        </w:rPr>
-        <w:t xml:space="preserve"># </w:t>
-      </w:r>
-      <w:proofErr w:type="gramStart"/>
-      <w:r>
-        <w:rPr>
-          <w:lang w:val="en-US"/>
-        </w:rPr>
-        <w:t>Comparing</w:t>
-      </w:r>
-      <w:proofErr w:type="gramEnd"/>
-      <w:r>
-        <w:rPr>
-          <w:lang w:val="en-US"/>
-        </w:rPr>
-        <w:t xml:space="preserve"> circles</w:t>
-      </w:r>
-    </w:p>
-    <w:p>
-      <w:pPr>
-        <w:rPr>
-          <w:lang w:val="en-US"/>
-        </w:rPr>
-      </w:pPr>
-      <w:proofErr w:type="gramStart"/>
-      <w:r>
-        <w:rPr>
-          <w:lang w:val="en-US"/>
-        </w:rPr>
-        <w:t>print(</w:t>
-      </w:r>
-      <w:proofErr w:type="gramEnd"/>
-      <w:r>
-        <w:rPr>
-          <w:lang w:val="en-US"/>
-        </w:rPr>
-        <w:t>c1 &gt; c2)          # False</w:t>
-      </w:r>
-    </w:p>
-    <w:p>
-      <w:pPr>
-        <w:rPr>
-          <w:lang w:val="en-US"/>
-        </w:rPr>
-      </w:pPr>
-      <w:proofErr w:type="gramStart"/>
-      <w:r>
-        <w:rPr>
-          <w:lang w:val="en-US"/>
-        </w:rPr>
-        <w:t>print(</w:t>
-      </w:r>
-      <w:proofErr w:type="gramEnd"/>
-      <w:r>
-        <w:rPr>
-          <w:lang w:val="en-US"/>
-        </w:rPr>
-        <w:t>c1 &lt; c2)          # True</w:t>
-      </w:r>
-    </w:p>
-    <w:p>
-      <w:pPr>
-        <w:rPr>
-          <w:lang w:val="en-US"/>
-        </w:rPr>
-      </w:pPr>
-      <w:proofErr w:type="gramStart"/>
-      <w:r>
-        <w:rPr>
-          <w:lang w:val="en-US"/>
-        </w:rPr>
-        <w:t>print(</w:t>
-      </w:r>
-      <w:proofErr w:type="gramEnd"/>
-      <w:r>
-        <w:rPr>
-          <w:lang w:val="en-US"/>
-        </w:rPr>
-        <w:t>c1 == Circle(radius=5))  # True</w:t>
-      </w:r>
-    </w:p>
-    <w:p>
-      <w:pPr>
-        <w:rPr>
-          <w:lang w:val="en-US"/>
-        </w:rPr>
-      </w:pPr>
-    </w:p>
-    <w:p>
-      <w:pPr>
-        <w:rPr>
-          <w:lang w:val="en-US"/>
-        </w:rPr>
-      </w:pPr>
-      <w:r>
-        <w:rPr>
-          <w:lang w:val="en-US"/>
-        </w:rPr>
-        <w:t xml:space="preserve"># </w:t>
-      </w:r>
-      <w:proofErr w:type="gramStart"/>
-      <w:r>
-        <w:rPr>
-          <w:lang w:val="en-US"/>
-        </w:rPr>
-        <w:t>Sorting</w:t>
-      </w:r>
-      <w:proofErr w:type="gramEnd"/>
-      <w:r>
-        <w:rPr>
-          <w:lang w:val="en-US"/>
-        </w:rPr>
-        <w:t xml:space="preserve"> a list of circles</w:t>
-      </w:r>
-    </w:p>
-    <w:p>
-      <w:pPr>
-        <w:rPr>
-          <w:lang w:val="en-US"/>
-        </w:rPr>
-      </w:pPr>
-      <w:proofErr w:type="spellStart"/>
-      <w:r>
-        <w:rPr>
-          <w:lang w:val="en-US"/>
-        </w:rPr>
-        <w:t>circle_list</w:t>
-      </w:r>
-      <w:proofErr w:type="spellEnd"/>
-      <w:r>
-        <w:rPr>
-          <w:lang w:val="en-US"/>
-        </w:rPr>
-        <w:t xml:space="preserve"> = [c2, c1, c3]</w:t>
-      </w:r>
-    </w:p>
-    <w:p>
-      <w:pPr>
-        <w:rPr>
-          <w:lang w:val="en-US"/>
-        </w:rPr>
-      </w:pPr>
-      <w:proofErr w:type="spellStart"/>
-      <w:r>
-        <w:rPr>
-          <w:lang w:val="en-US"/>
-        </w:rPr>
-        <w:t>circle_</w:t>
-      </w:r>
-      <w:proofErr w:type="gramStart"/>
-      <w:r>
-        <w:rPr>
-          <w:lang w:val="en-US"/>
-        </w:rPr>
-        <w:t>list.sort</w:t>
-      </w:r>
-      <w:proofErr w:type="spellEnd"/>
-      <w:r>
-        <w:rPr>
-          <w:lang w:val="en-US"/>
-        </w:rPr>
-        <w:t>()</w:t>
-      </w:r>
-      <w:proofErr w:type="gramEnd"/>
-    </w:p>
-    <w:p>
-      <w:pPr>
-        <w:rPr>
-          <w:lang w:val="en-US"/>
-        </w:rPr>
-      </w:pPr>
-      <w:proofErr w:type="gramStart"/>
-      <w:r>
-        <w:rPr>
-          <w:lang w:val="en-US"/>
-        </w:rPr>
-        <w:t>print(</w:t>
-      </w:r>
-      <w:proofErr w:type="spellStart"/>
-      <w:proofErr w:type="gramEnd"/>
-      <w:r>
-        <w:rPr>
-          <w:lang w:val="en-US"/>
-        </w:rPr>
-        <w:t>circle_list</w:t>
-      </w:r>
-      <w:proofErr w:type="spellEnd"/>
-      <w:r>
-        <w:rPr>
-          <w:lang w:val="en-US"/>
-        </w:rPr>
-        <w:t>)      # [Circle(radius=5.00), Circle(radius=5.00), Circle(radius=10.00)]</w:t>
-      </w:r>
-    </w:p>
-    <w:p>
-      <w:pPr>
-        <w:rPr>
-          <w:lang w:val="en-US"/>
-        </w:rPr>
-      </w:pPr>
-      <w:r>
-        <w:rPr>
-          <w:rFonts w:ascii="Calibri" w:hAnsi="Calibri" w:cs="Calibri"/>
-          <w:lang w:val="en-US"/>
-        </w:rPr>
-        <w:t>🔎</w:t>
-      </w:r>
-      <w:r>
-        <w:rPr>
-          <w:lang w:val="en-US"/>
-        </w:rPr>
-        <w:t xml:space="preserve"> Explanation</w:t>
-      </w:r>
-    </w:p>
-    <w:p>
-      <w:pPr>
-        <w:rPr>
-          <w:lang w:val="en-US"/>
-        </w:rPr>
-      </w:pPr>
-      <w:r>
-        <w:rPr>
-          <w:lang w:val="en-US"/>
-        </w:rPr>
-        <w:t>Initialization (__init__):</w:t>
-      </w:r>
-    </w:p>
-    <w:p>
-      <w:pPr>
-        <w:rPr>
-          <w:lang w:val="en-US"/>
-        </w:rPr>
-      </w:pPr>
-      <w:r>
-        <w:rPr>
-          <w:lang w:val="en-US"/>
-        </w:rPr>
-        <w:t>You can create a circle using radius or diameter. Diameter is converted to radius automatically.</w:t>
-      </w:r>
-    </w:p>
-    <w:p>
-      <w:pPr>
-        <w:rPr>
-          <w:lang w:val="en-US"/>
-        </w:rPr>
-      </w:pPr>
-    </w:p>
-    <w:p>
-      <w:pPr>
-        <w:rPr>
-          <w:lang w:val="en-US"/>
-        </w:rPr>
-      </w:pPr>
-      <w:r>
-        <w:rPr>
-          <w:lang w:val="en-US"/>
-        </w:rPr>
         <w:t>Properties:</w:t>
       </w:r>
     </w:p>
-    <w:p>
-      <w:pPr>
-        <w:rPr>
-          <w:lang w:val="en-US"/>
-        </w:rPr>
-      </w:pPr>
-    </w:p>
+    <w:p/>
     <w:p>
       <w:pPr>
         <w:rPr>
@@ -2668,10 +2655,6 @@
     </w:sectPr>
   </w:body>
 </w:document>
-</file>
-
-<file path=word/numbering.xml><?xml version="1.0" encoding="utf-8"?>
-<w:numbering xmlns:ve="http://schemas.openxmlformats.org/markup-compatibility/2006" xmlns:o="urn:schemas-microsoft-com:office:office" xmlns:r="http://schemas.openxmlformats.org/officeDocument/2006/relationships" xmlns:m="http://schemas.openxmlformats.org/officeDocument/2006/math" xmlns:v="urn:schemas-microsoft-com:vml" xmlns:wp="http://schemas.openxmlformats.org/drawingml/2006/wordprocessingDrawing" xmlns:w10="urn:schemas-microsoft-com:office:word" xmlns:w="http://schemas.openxmlformats.org/wordprocessingml/2006/main" xmlns:wne="http://schemas.microsoft.com/office/word/2006/wordml"/>
 </file>
 
 <file path=word/styles.xml><?xml version="1.0" encoding="utf-8"?>
